--- a/testakten/erbrecht-volljaehrigenadoption-unternehmer-erfurt/02_adoptionsbeschluss_und_beziehung.docx
+++ b/testakten/erbrecht-volljaehrigenadoption-unternehmer-erfurt/02_adoptionsbeschluss_und_beziehung.docx
@@ -4,115 +4,473 @@
   <w:body>
     <w:p>
       <w:pPr>
+        <w:pStyle w:val="Title"/>
+        <w:keepNext/>
+      </w:pPr>
+      <w:r>
+        <w:t>Adoptionsbeschluss und Beziehungsunterlagen</w:t>
+      </w:r>
+    </w:p>
+    <w:tbl>
+      <w:tblPr>
+        <w:tblStyle w:val="TableGrid"/>
+        <w:tblW w:type="auto" w:w="0"/>
+        <w:jc w:val="center"/>
+        <w:tblLayout w:type="autofit"/>
+        <w:tblLook w:firstColumn="1" w:firstRow="1" w:lastColumn="0" w:lastRow="0" w:noHBand="0" w:noVBand="1" w:val="04A0"/>
+      </w:tblPr>
+      <w:tblGrid>
+        <w:gridCol w:w="4872"/>
+        <w:gridCol w:w="4872"/>
+      </w:tblGrid>
+      <w:tr>
+        <w:trPr>
+          <w:tblHeader w:val="true"/>
+        </w:trPr>
+        <w:tc>
+          <w:tcPr>
+            <w:tcW w:type="dxa" w:w="4872"/>
+            <w:shd w:fill="17324D"/>
+            <w:vAlign w:val="center"/>
+            <w:tcMar>
+              <w:top w:w="90" w:type="dxa"/>
+              <w:start w:w="100" w:type="dxa"/>
+              <w:bottom w:w="90" w:type="dxa"/>
+              <w:end w:w="100" w:type="dxa"/>
+            </w:tcMar>
+          </w:tcPr>
+          <w:p>
+            <w:pPr>
+              <w:spacing w:after="30"/>
+            </w:pPr>
+            <w:r>
+              <w:rPr>
+                <w:rFonts w:ascii="Arial" w:hAnsi="Arial"/>
+                <w:b/>
+                <w:color w:val="FFFFFF"/>
+                <w:sz w:val="17"/>
+              </w:rPr>
+              <w:t>Gericht</w:t>
+            </w:r>
+          </w:p>
+        </w:tc>
+        <w:tc>
+          <w:tcPr>
+            <w:tcW w:type="dxa" w:w="4872"/>
+            <w:vAlign w:val="center"/>
+            <w:tcMar>
+              <w:top w:w="90" w:type="dxa"/>
+              <w:start w:w="100" w:type="dxa"/>
+              <w:bottom w:w="90" w:type="dxa"/>
+              <w:end w:w="100" w:type="dxa"/>
+            </w:tcMar>
+            <w:shd w:fill="17324D"/>
+          </w:tcPr>
+          <w:p>
+            <w:pPr>
+              <w:spacing w:after="30"/>
+            </w:pPr>
+            <w:r>
+              <w:rPr>
+                <w:rFonts w:ascii="Arial" w:hAnsi="Arial"/>
+                <w:b/>
+                <w:color w:val="FFFFFF"/>
+                <w:sz w:val="17"/>
+              </w:rPr>
+              <w:t>Amtsgericht Erfurt – Familiengericht</w:t>
+            </w:r>
+          </w:p>
+        </w:tc>
+      </w:tr>
+      <w:tr>
+        <w:tc>
+          <w:tcPr>
+            <w:tcW w:type="dxa" w:w="4872"/>
+            <w:shd w:fill="EAF1F5"/>
+            <w:vAlign w:val="center"/>
+            <w:tcMar>
+              <w:top w:w="90" w:type="dxa"/>
+              <w:start w:w="100" w:type="dxa"/>
+              <w:bottom w:w="90" w:type="dxa"/>
+              <w:end w:w="100" w:type="dxa"/>
+            </w:tcMar>
+          </w:tcPr>
+          <w:p>
+            <w:pPr>
+              <w:spacing w:after="30"/>
+            </w:pPr>
+            <w:r>
+              <w:rPr>
+                <w:rFonts w:ascii="Arial" w:hAnsi="Arial"/>
+                <w:b/>
+                <w:color w:val="17324D"/>
+                <w:sz w:val="17"/>
+              </w:rPr>
+              <w:t>Geschäftszeichen</w:t>
+            </w:r>
+          </w:p>
+        </w:tc>
+        <w:tc>
+          <w:tcPr>
+            <w:tcW w:type="dxa" w:w="4872"/>
+            <w:vAlign w:val="center"/>
+            <w:tcMar>
+              <w:top w:w="90" w:type="dxa"/>
+              <w:start w:w="100" w:type="dxa"/>
+              <w:bottom w:w="90" w:type="dxa"/>
+              <w:end w:w="100" w:type="dxa"/>
+            </w:tcMar>
+          </w:tcPr>
+          <w:p>
+            <w:pPr>
+              <w:spacing w:after="30"/>
+            </w:pPr>
+            <w:r>
+              <w:rPr>
+                <w:rFonts w:ascii="Arial" w:hAnsi="Arial"/>
+                <w:sz w:val="17"/>
+              </w:rPr>
+              <w:t>36 F 1874/24</w:t>
+            </w:r>
+          </w:p>
+        </w:tc>
+      </w:tr>
+      <w:tr>
+        <w:tc>
+          <w:tcPr>
+            <w:tcW w:type="dxa" w:w="4872"/>
+            <w:shd w:fill="F2F4F5"/>
+            <w:vAlign w:val="center"/>
+            <w:tcMar>
+              <w:top w:w="90" w:type="dxa"/>
+              <w:start w:w="100" w:type="dxa"/>
+              <w:bottom w:w="90" w:type="dxa"/>
+              <w:end w:w="100" w:type="dxa"/>
+            </w:tcMar>
+          </w:tcPr>
+          <w:p>
+            <w:pPr>
+              <w:spacing w:after="30"/>
+            </w:pPr>
+            <w:r>
+              <w:rPr>
+                <w:rFonts w:ascii="Arial" w:hAnsi="Arial"/>
+                <w:b/>
+                <w:color w:val="17324D"/>
+                <w:sz w:val="17"/>
+              </w:rPr>
+              <w:t>Beschluss</w:t>
+            </w:r>
+          </w:p>
+        </w:tc>
+        <w:tc>
+          <w:tcPr>
+            <w:tcW w:type="dxa" w:w="4872"/>
+            <w:vAlign w:val="center"/>
+            <w:tcMar>
+              <w:top w:w="90" w:type="dxa"/>
+              <w:start w:w="100" w:type="dxa"/>
+              <w:bottom w:w="90" w:type="dxa"/>
+              <w:end w:w="100" w:type="dxa"/>
+            </w:tcMar>
+            <w:shd w:fill="F2F4F5"/>
+          </w:tcPr>
+          <w:p>
+            <w:pPr>
+              <w:spacing w:after="30"/>
+            </w:pPr>
+            <w:r>
+              <w:rPr>
+                <w:rFonts w:ascii="Arial" w:hAnsi="Arial"/>
+                <w:sz w:val="17"/>
+              </w:rPr>
+              <w:t>18.12.2024</w:t>
+            </w:r>
+          </w:p>
+        </w:tc>
+      </w:tr>
+      <w:tr>
+        <w:tc>
+          <w:tcPr>
+            <w:tcW w:type="dxa" w:w="4872"/>
+            <w:shd w:fill="EAF1F5"/>
+            <w:vAlign w:val="center"/>
+            <w:tcMar>
+              <w:top w:w="90" w:type="dxa"/>
+              <w:start w:w="100" w:type="dxa"/>
+              <w:bottom w:w="90" w:type="dxa"/>
+              <w:end w:w="100" w:type="dxa"/>
+            </w:tcMar>
+          </w:tcPr>
+          <w:p>
+            <w:pPr>
+              <w:spacing w:after="30"/>
+            </w:pPr>
+            <w:r>
+              <w:rPr>
+                <w:rFonts w:ascii="Arial" w:hAnsi="Arial"/>
+                <w:b/>
+                <w:color w:val="17324D"/>
+                <w:sz w:val="17"/>
+              </w:rPr>
+              <w:t>Rechtskraft</w:t>
+            </w:r>
+          </w:p>
+        </w:tc>
+        <w:tc>
+          <w:tcPr>
+            <w:tcW w:type="dxa" w:w="4872"/>
+            <w:vAlign w:val="center"/>
+            <w:tcMar>
+              <w:top w:w="90" w:type="dxa"/>
+              <w:start w:w="100" w:type="dxa"/>
+              <w:bottom w:w="90" w:type="dxa"/>
+              <w:end w:w="100" w:type="dxa"/>
+            </w:tcMar>
+          </w:tcPr>
+          <w:p>
+            <w:pPr>
+              <w:spacing w:after="30"/>
+            </w:pPr>
+            <w:r>
+              <w:rPr>
+                <w:rFonts w:ascii="Arial" w:hAnsi="Arial"/>
+                <w:sz w:val="17"/>
+              </w:rPr>
+              <w:t>24.01.2025</w:t>
+            </w:r>
+          </w:p>
+        </w:tc>
+      </w:tr>
+    </w:tbl>
+    <w:p/>
+    <w:p>
+      <w:pPr>
         <w:pStyle w:val="Heading1"/>
       </w:pPr>
       <w:r>
-        <w:rPr>
-          <w:rFonts w:ascii="Times New Roman" w:hAnsi="Times New Roman"/>
-        </w:rPr>
-        <w:t>Adoptionsbeschluss und Beziehung</w:t>
+        <w:t>1. Beschlussformel</w:t>
       </w:r>
     </w:p>
     <w:p>
       <w:pPr>
-        <w:pStyle w:val="Heading2"/>
+        <w:keepLines w:val="0"/>
       </w:pPr>
       <w:r>
-        <w:rPr>
-          <w:rFonts w:ascii="Times New Roman" w:hAnsi="Times New Roman"/>
-        </w:rPr>
-        <w:t>Beschluss Familiengericht Erfurt</w:t>
+        <w:t>Ralf Sander, geboren am 09.09.1955, nimmt Jonas Mielke, geboren am 21.01.1991, als volljähriges Kind an. Der Angenommene führt seit Rechtskraft den Namen Jonas Mielke-Sander. Ausgesprochen wurden die gesetzlichen Wirkungen der Volljährigenadoption; eine Annahme mit den Wirkungen einer Minderjährigenadoption wurde nicht beantragt.</w:t>
       </w:r>
     </w:p>
     <w:p>
       <w:pPr>
-        <w:jc w:val="left"/>
+        <w:pStyle w:val="Heading1"/>
       </w:pPr>
       <w:r>
-        <w:t>Beschluss vom 18.12.2024. Ralf Sander nimmt Jonas Mielke als volljähriges Kind an. Das Gericht stellt fest, dass zwischen Annehmendem und Anzunehmendem ein Eltern-Kind-Verhältnis entstanden sei. Der Beschluss ist seit 24.01.2025 rechtskräftig.</w:t>
+        <w:t>2. Beziehungsdarstellung aus der Akte</w:t>
       </w:r>
     </w:p>
     <w:p>
       <w:pPr>
-        <w:pStyle w:val="Heading2"/>
+        <w:keepLines w:val="0"/>
       </w:pPr>
       <w:r>
-        <w:rPr>
-          <w:rFonts w:ascii="Times New Roman" w:hAnsi="Times New Roman"/>
-        </w:rPr>
-        <w:t>Begründung aus dem Verfahren</w:t>
+        <w:t>Jonas absolvierte 2006 zunächst ein Schulpraktikum und anschließend eine Ausbildung im Unternehmen. Nach einem dualen Studium ab 2012 übernahm er technische Projektverantwortung. Ralf unterstützte ihn beruflich und privat. Jonas' Mutter verstarb 2012; zum leiblichen Vater Uwe Mielke bestand seit 2009 nur sporadischer Kontakt.</w:t>
       </w:r>
     </w:p>
     <w:p>
       <w:pPr>
-        <w:jc w:val="left"/>
+        <w:keepLines w:val="0"/>
       </w:pPr>
       <w:r>
-        <w:t>Ralf Sander erklärte, Jonas habe ihn seit dem Tod seiner Ehefrau im Alltag unterstützt, ihn zu ärztlichen Terminen begleitet und die Fortführung des Familienunternehmens gesichert. Jonas erklärte, er sehe Ralf als Vaterfigur und habe zu seinem leiblichen Vater seit Jahren keinen Kontakt.</w:t>
+        <w:t>Nach Ralfs Herzoperation 2018 organisierte Jonas Arztfahrten und verbrachte Feiertage regelmäßig mit ihm. Seit 2016 bestanden wechselseitige Vorsorgevollmachten für medizinische Notfälle. Jonas wurde 2019 Prokurist, 2023 Geschäftsführer und Gesellschafter mit 14 Prozent.</w:t>
       </w:r>
     </w:p>
     <w:p>
       <w:pPr>
-        <w:jc w:val="left"/>
+        <w:pStyle w:val="Heading1"/>
       </w:pPr>
       <w:r>
-        <w:t>Nele und Peer wurden im Adoptionsverfahren nicht angehört. Das Familiengericht vermerkte, die Belange der leiblichen Kinder seien nicht entscheidungserheblich, soweit die gesetzlichen Voraussetzungen der Volljährigenadoption vorliegen.</w:t>
+        <w:t>3. Wirtschaftliche Gesichtspunkte</w:t>
       </w:r>
     </w:p>
     <w:p>
       <w:pPr>
-        <w:pStyle w:val="Heading2"/>
+        <w:keepLines w:val="0"/>
       </w:pPr>
       <w:r>
-        <w:rPr>
-          <w:rFonts w:ascii="Times New Roman" w:hAnsi="Times New Roman"/>
-        </w:rPr>
-        <w:t>Interne E-Mail Jonas an Steuerberater</w:t>
+        <w:t>Die Akte dokumentiert, dass Unternehmensnachfolge und erbrechtliche Folgen in den Anhörungen angesprochen wurden. Ralf erklärte, die Adoption bilde vor allem eine gewachsene persönliche Beziehung ab; die betriebliche Nachfolge werde zusätzlich durch Gesellschaftsvertrag und Testament geregelt. Jonas erklärte, er erwarte aus der Adoption keine automatische Übertragung weiterer GmbH-Anteile.</w:t>
       </w:r>
     </w:p>
     <w:p>
       <w:pPr>
-        <w:jc w:val="left"/>
+        <w:pStyle w:val="Heading1"/>
       </w:pPr>
       <w:r>
-        <w:t>Datum 03.02.2025:</w:t>
+        <w:t>4. Beteiligung der leiblichen Kinder</w:t>
       </w:r>
     </w:p>
     <w:p>
       <w:pPr>
-        <w:jc w:val="left"/>
+        <w:keepLines w:val="0"/>
       </w:pPr>
       <w:r>
-        <w:t>"Die Adoption ist jetzt durch. Bitte bei der Nachfolgeplanung mitdenken, dass ich nicht nur Geschäftsführer, sondern künftig auch erbrechtlich sauber drin bin. Ralf will keine Zerschlagung durch Pflichtteilsforderungen."</w:t>
+        <w:t>Nele und Peer wurden im Verfahren nicht förmlich beteiligt und nicht persönlich angehört. Die Beschlussgründe enthalten den Satz, überwiegende entgegenstehende Interessen der leiblichen Kinder seien nach dem Akteninhalt nicht ersichtlich. Eine Zustellung oder Benachrichtigung an Nele oder Peer ist in der beigezogenen Akte nicht dokumentiert.</w:t>
       </w:r>
     </w:p>
     <w:p>
       <w:pPr>
-        <w:pStyle w:val="Heading2"/>
+        <w:pStyle w:val="Heading1"/>
       </w:pPr>
       <w:r>
-        <w:rPr>
-          <w:rFonts w:ascii="Times New Roman" w:hAnsi="Times New Roman"/>
-        </w:rPr>
-        <w:t>Streitvermerk</w:t>
+        <w:t>5. Interne E-Mail</w:t>
       </w:r>
     </w:p>
     <w:p>
       <w:pPr>
-        <w:jc w:val="left"/>
+        <w:keepLines w:val="0"/>
       </w:pPr>
       <w:r>
-        <w:t>Die E-Mail ist missverständlich. Sie kann als Hinweis auf erbrechtliche Motivation gelesen werden. Sie beweist aber nicht ohne Weiteres, dass kein Eltern-Kind-Verhältnis bestand. Für die Beratung ist zu trennen: Bestandskraft des Adoptionsbeschlusses, mögliche Rechtsbehelfe, erbrechtliche Wirkung und Pflichtteilstaktik.</w:t>
+        <w:t>Jonas schrieb am 03.02.2025 an Steuerberater Jens Hesse: Die Adoption ist jetzt rechtskräftig. Bitte bei der Nachfolgeplanung mitdenken. Ralf will vermeiden, dass Pflichtteilszahlungen die Firma zwingen, Maschinen oder Anteile zu verkaufen. Die E-Mail wird als Motivindiz gesichert, ohne allein die persönliche Beziehung oder die gerichtliche Entscheidung zu bewerten.</w:t>
       </w:r>
     </w:p>
     <w:sectPr>
-      <w:pgSz w:w="11906" w:h="16838"/>
-      <w:pgMar w:top="1417" w:right="1417" w:bottom="1417" w:left="1417" w:header="720" w:footer="720" w:gutter="0"/>
+      <w:headerReference w:type="default" r:id="rId9"/>
+      <w:footerReference w:type="default" r:id="rId10"/>
+      <w:pgSz w:w="12240" w:h="15840"/>
+      <w:pgMar w:top="1162" w:right="1219" w:bottom="1162" w:left="1276" w:header="397" w:footer="397" w:gutter="0"/>
       <w:cols w:space="720"/>
       <w:docGrid w:linePitch="360"/>
     </w:sectPr>
   </w:body>
 </w:document>
+</file>
+
+<file path=word/footer1.xml><?xml version="1.0" encoding="utf-8"?>
+<w:ftr xmlns:m="http://schemas.openxmlformats.org/officeDocument/2006/math" xmlns:mc="http://schemas.openxmlformats.org/markup-compatibility/2006" xmlns:mo="http://schemas.microsoft.com/office/mac/office/2008/main" xmlns:mv="urn:schemas-microsoft-com:mac:vml" xmlns:o="urn:schemas-microsoft-com:office:office" xmlns:r="http://schemas.openxmlformats.org/officeDocument/2006/relationships" xmlns:v="urn:schemas-microsoft-com:vml" xmlns:w10="urn:schemas-microsoft-com:office:word" xmlns:w14="http://schemas.microsoft.com/office/word/2010/wordml" xmlns:w="http://schemas.openxmlformats.org/wordprocessingml/2006/main" xmlns:wne="http://schemas.microsoft.com/office/word/2006/wordml" xmlns:wp14="http://schemas.microsoft.com/office/word/2010/wordprocessingDrawing" xmlns:wp="http://schemas.openxmlformats.org/drawingml/2006/wordprocessingDrawing" xmlns:wpc="http://schemas.microsoft.com/office/word/2010/wordprocessingCanvas" xmlns:wpg="http://schemas.microsoft.com/office/word/2010/wordprocessingGroup" xmlns:wpi="http://schemas.microsoft.com/office/word/2010/wordprocessingInk" xmlns:wps="http://schemas.microsoft.com/office/word/2010/wordprocessingShape" mc:Ignorable="w14 wp14">
+  <w:p>
+    <w:pPr>
+      <w:spacing w:before="60"/>
+      <w:jc w:val="center"/>
+    </w:pPr>
+    <w:r>
+      <w:rPr>
+        <w:rFonts w:ascii="Arial" w:hAnsi="Arial"/>
+        <w:color w:val="6B7378"/>
+        <w:sz w:val="12"/>
+      </w:rPr>
+      <w:t>Familiengericht | Rudolfstraße 46 | 99092 Erfurt | 36 F 1874/24</w:t>
+    </w:r>
+  </w:p>
+  <w:p>
+    <w:pPr>
+      <w:spacing w:after="0"/>
+      <w:jc w:val="center"/>
+    </w:pPr>
+    <w:r>
+      <w:rPr>
+        <w:color w:val="6B7378"/>
+        <w:sz w:val="14"/>
+      </w:rPr>
+      <w:t xml:space="preserve">Seite </w:t>
+    </w:r>
+    <w:r>
+      <w:rPr>
+        <w:color w:val="6B7378"/>
+        <w:sz w:val="14"/>
+      </w:rPr>
+      <w:fldChar w:fldCharType="begin"/>
+      <w:instrText xml:space="preserve"> PAGE </w:instrText>
+      <w:fldChar w:fldCharType="end"/>
+    </w:r>
+  </w:p>
+</w:ftr>
+</file>
+
+<file path=word/header1.xml><?xml version="1.0" encoding="utf-8"?>
+<w:hdr xmlns:m="http://schemas.openxmlformats.org/officeDocument/2006/math" xmlns:mc="http://schemas.openxmlformats.org/markup-compatibility/2006" xmlns:mo="http://schemas.microsoft.com/office/mac/office/2008/main" xmlns:mv="urn:schemas-microsoft-com:mac:vml" xmlns:o="urn:schemas-microsoft-com:office:office" xmlns:r="http://schemas.openxmlformats.org/officeDocument/2006/relationships" xmlns:v="urn:schemas-microsoft-com:vml" xmlns:w10="urn:schemas-microsoft-com:office:word" xmlns:w14="http://schemas.microsoft.com/office/word/2010/wordml" xmlns:w="http://schemas.openxmlformats.org/wordprocessingml/2006/main" xmlns:wne="http://schemas.microsoft.com/office/word/2006/wordml" xmlns:wp14="http://schemas.microsoft.com/office/word/2010/wordprocessingDrawing" xmlns:wp="http://schemas.openxmlformats.org/drawingml/2006/wordprocessingDrawing" xmlns:wpc="http://schemas.microsoft.com/office/word/2010/wordprocessingCanvas" xmlns:wpg="http://schemas.microsoft.com/office/word/2010/wordprocessingGroup" xmlns:wpi="http://schemas.microsoft.com/office/word/2010/wordprocessingInk" xmlns:wps="http://schemas.microsoft.com/office/word/2010/wordprocessingShape" mc:Ignorable="w14 wp14">
+  <w:p>
+    <w:pPr>
+      <w:pBdr>
+        <w:bottom w:val="single" w:sz="10" w:space="4" w:color="2F6684"/>
+      </w:pBdr>
+    </w:pPr>
+  </w:p>
+  <w:tbl>
+    <w:tblPr>
+      <w:tblW w:type="auto" w:w="0"/>
+      <w:jc w:val="center"/>
+      <w:tblLook w:firstColumn="1" w:firstRow="1" w:lastColumn="0" w:lastRow="0" w:noHBand="0" w:noVBand="1" w:val="04A0"/>
+    </w:tblPr>
+    <w:tblGrid>
+      <w:gridCol w:w="6066"/>
+      <w:gridCol w:w="3345"/>
+    </w:tblGrid>
+    <w:tr>
+      <w:tc>
+        <w:tcPr>
+          <w:tcW w:type="dxa" w:w="4706"/>
+        </w:tcPr>
+        <w:p>
+          <w:pPr>
+            <w:spacing w:after="20"/>
+          </w:pPr>
+          <w:r>
+            <w:rPr>
+              <w:rFonts w:ascii="Arial" w:hAnsi="Arial"/>
+              <w:b/>
+              <w:color w:val="17324D"/>
+              <w:sz w:val="21"/>
+            </w:rPr>
+            <w:t>Amtsgericht Erfurt</w:t>
+          </w:r>
+        </w:p>
+        <w:p>
+          <w:pPr>
+            <w:spacing w:after="0"/>
+          </w:pPr>
+          <w:r>
+            <w:rPr>
+              <w:color w:val="6B7378"/>
+              <w:sz w:val="15"/>
+            </w:rPr>
+            <w:t>Familiengericht | Rudolfstraße 46 | 99092 Erfurt | 36 F 1874/24</w:t>
+          </w:r>
+        </w:p>
+      </w:tc>
+      <w:tc>
+        <w:tcPr>
+          <w:tcW w:type="dxa" w:w="4706"/>
+        </w:tcPr>
+        <w:p>
+          <w:pPr>
+            <w:spacing w:after="20"/>
+            <w:jc w:val="right"/>
+          </w:pPr>
+          <w:r>
+            <w:rPr>
+              <w:b/>
+              <w:color w:val="17324D"/>
+              <w:sz w:val="18"/>
+            </w:rPr>
+            <w:t>Nachlass Sander</w:t>
+          </w:r>
+        </w:p>
+        <w:p>
+          <w:pPr>
+            <w:spacing w:after="0"/>
+            <w:jc w:val="right"/>
+          </w:pPr>
+          <w:r>
+            <w:rPr>
+              <w:color w:val="6B7378"/>
+              <w:sz w:val="15"/>
+            </w:rPr>
+            <w:t>Aktenzeichen 118/26 W02</w:t>
+          </w:r>
+        </w:p>
+      </w:tc>
+    </w:tr>
+  </w:tbl>
+</w:hdr>
 </file>
 
 <file path=word/numbering.xml><?xml version="1.0" encoding="utf-8"?>
@@ -478,9 +836,12 @@
     <w:name w:val="Normal"/>
     <w:qFormat/>
     <w:rsid w:val="00FC693F"/>
+    <w:pPr>
+      <w:spacing w:after="100" w:line="269" w:lineRule="auto"/>
+    </w:pPr>
     <w:rPr>
-      <w:rFonts w:ascii="Times New Roman" w:hAnsi="Times New Roman"/>
-      <w:sz w:val="22"/>
+      <w:rFonts w:ascii="Arial" w:hAnsi="Arial" w:eastAsia="Arial"/>
+      <w:sz w:val="21"/>
     </w:rPr>
   </w:style>
   <w:style w:type="paragraph" w:styleId="Header">
@@ -538,14 +899,15 @@
     <w:pPr>
       <w:keepNext/>
       <w:keepLines/>
-      <w:spacing w:before="480" w:after="0"/>
+      <w:spacing w:before="240" w:after="100"/>
       <w:outlineLvl w:val="0"/>
     </w:pPr>
     <w:rPr>
-      <w:rFonts w:asciiTheme="majorHAnsi" w:eastAsiaTheme="majorEastAsia" w:hAnsiTheme="majorHAnsi" w:cstheme="majorBidi" w:ascii="Times New Roman" w:hAnsi="Times New Roman"/>
+      <w:rFonts w:asciiTheme="majorHAnsi" w:eastAsiaTheme="majorEastAsia" w:hAnsiTheme="majorHAnsi" w:cstheme="majorBidi" w:ascii="Arial" w:hAnsi="Arial" w:eastAsia="Arial"/>
       <w:b/>
       <w:bCs/>
-      <w:sz w:val="28"/>
+      <w:color w:val="17324D"/>
+      <w:sz w:val="26"/>
       <w:szCs w:val="28"/>
     </w:rPr>
   </w:style>
@@ -561,14 +923,15 @@
     <w:pPr>
       <w:keepNext/>
       <w:keepLines/>
-      <w:spacing w:before="200" w:after="0"/>
+      <w:spacing w:before="180" w:after="80"/>
       <w:outlineLvl w:val="1"/>
     </w:pPr>
     <w:rPr>
-      <w:rFonts w:asciiTheme="majorHAnsi" w:eastAsiaTheme="majorEastAsia" w:hAnsiTheme="majorHAnsi" w:cstheme="majorBidi" w:ascii="Times New Roman" w:hAnsi="Times New Roman"/>
+      <w:rFonts w:asciiTheme="majorHAnsi" w:eastAsiaTheme="majorEastAsia" w:hAnsiTheme="majorHAnsi" w:cstheme="majorBidi" w:ascii="Arial" w:hAnsi="Arial" w:eastAsia="Arial"/>
       <w:b/>
       <w:bCs/>
-      <w:sz w:val="24"/>
+      <w:color w:val="2F6684"/>
+      <w:sz w:val="23"/>
       <w:szCs w:val="26"/>
     </w:rPr>
   </w:style>
@@ -584,14 +947,15 @@
     <w:pPr>
       <w:keepNext/>
       <w:keepLines/>
-      <w:spacing w:before="200" w:after="0"/>
+      <w:spacing w:before="140" w:after="60"/>
       <w:outlineLvl w:val="2"/>
     </w:pPr>
     <w:rPr>
-      <w:rFonts w:asciiTheme="majorHAnsi" w:eastAsiaTheme="majorEastAsia" w:hAnsiTheme="majorHAnsi" w:cstheme="majorBidi" w:ascii="Times New Roman" w:hAnsi="Times New Roman"/>
+      <w:rFonts w:asciiTheme="majorHAnsi" w:eastAsiaTheme="majorEastAsia" w:hAnsiTheme="majorHAnsi" w:cstheme="majorBidi" w:ascii="Arial" w:hAnsi="Arial" w:eastAsia="Arial"/>
       <w:b/>
       <w:bCs/>
-      <w:sz w:val="22"/>
+      <w:color w:val="17324D"/>
+      <w:sz w:val="21"/>
     </w:rPr>
   </w:style>
   <w:style w:type="paragraph" w:styleId="Heading4">
@@ -822,18 +1186,20 @@
     <w:qFormat/>
     <w:rsid w:val="00FC693F"/>
     <w:pPr>
+      <w:keepNext/>
       <w:pBdr>
         <w:bottom w:val="single" w:sz="8" w:space="4" w:color="4F81BD" w:themeColor="accent1"/>
       </w:pBdr>
-      <w:spacing w:after="300" w:line="240" w:lineRule="auto"/>
+      <w:spacing w:after="200" w:line="240" w:lineRule="auto" w:before="0"/>
       <w:contextualSpacing/>
     </w:pPr>
     <w:rPr>
-      <w:rFonts w:asciiTheme="majorHAnsi" w:eastAsiaTheme="majorEastAsia" w:hAnsiTheme="majorHAnsi" w:cstheme="majorBidi"/>
-      <w:color w:val="17365D" w:themeColor="text2" w:themeShade="BF"/>
+      <w:rFonts w:asciiTheme="majorHAnsi" w:eastAsiaTheme="majorEastAsia" w:hAnsiTheme="majorHAnsi" w:cstheme="majorBidi" w:ascii="Arial" w:hAnsi="Arial" w:eastAsia="Arial"/>
+      <w:b/>
+      <w:color w:val="17324D"/>
       <w:spacing w:val="5"/>
       <w:kern w:val="28"/>
-      <w:sz w:val="52"/>
+      <w:sz w:val="34"/>
       <w:szCs w:val="52"/>
     </w:rPr>
   </w:style>
